--- a/ЛР2 В8 Деверилин 451003.docx
+++ b/ЛР2 В8 Деверилин 451003.docx
@@ -1503,6 +1503,619 @@
           <w:i w:val="0"/>
         </w:rPr>
         <w:t>а) Симплекс-методом</w:t>
+      </w:r>
+    </w:p>
+    <w:p>
+      <w:pPr>
+        <w:spacing w:after="0" w:before="0"/>
+        <w:ind w:firstLine="709"/>
+        <w:jc w:val="both"/>
+      </w:pPr>
+      <w:r>
+        <w:rPr>
+          <w:b w:val="0"/>
+          <w:i w:val="0"/>
+        </w:rPr>
+        <w:t>Приведём модель к каноническому виду: неравенства превращаем в равенства, вводя неотрицательные дополнительные переменные x</w:t>
+      </w:r>
+      <w:r>
+        <w:rPr>
+          <w:b w:val="0"/>
+          <w:i w:val="0"/>
+          <w:vertAlign w:val="subscript"/>
+        </w:rPr>
+        <w:t>4</w:t>
+      </w:r>
+      <w:r>
+        <w:rPr>
+          <w:b w:val="0"/>
+          <w:i w:val="0"/>
+        </w:rPr>
+        <w:t>, x</w:t>
+      </w:r>
+      <w:r>
+        <w:rPr>
+          <w:b w:val="0"/>
+          <w:i w:val="0"/>
+          <w:vertAlign w:val="subscript"/>
+        </w:rPr>
+        <w:t>5</w:t>
+      </w:r>
+      <w:r>
+        <w:rPr>
+          <w:b w:val="0"/>
+          <w:i w:val="0"/>
+        </w:rPr>
+        <w:t>, x</w:t>
+      </w:r>
+      <w:r>
+        <w:rPr>
+          <w:b w:val="0"/>
+          <w:i w:val="0"/>
+          <w:vertAlign w:val="subscript"/>
+        </w:rPr>
+        <w:t>6</w:t>
+      </w:r>
+      <w:r>
+        <w:rPr>
+          <w:b w:val="0"/>
+          <w:i w:val="0"/>
+        </w:rPr>
+        <w:t xml:space="preserve"> (в целевую функцию они входят с нулевыми коэффициентами):</w:t>
+      </w:r>
+    </w:p>
+    <w:p>
+      <w:pPr>
+        <w:spacing w:after="60" w:before="60"/>
+        <w:jc w:val="center"/>
+      </w:pPr>
+      <w:r>
+        <w:rPr>
+          <w:b w:val="0"/>
+          <w:i w:val="0"/>
+        </w:rPr>
+        <w:t>Z(x) = 50x</w:t>
+      </w:r>
+      <w:r>
+        <w:rPr>
+          <w:b w:val="0"/>
+          <w:i w:val="0"/>
+          <w:vertAlign w:val="subscript"/>
+        </w:rPr>
+        <w:t>1</w:t>
+      </w:r>
+      <w:r>
+        <w:rPr>
+          <w:b w:val="0"/>
+          <w:i w:val="0"/>
+        </w:rPr>
+        <w:t xml:space="preserve"> + 65x</w:t>
+      </w:r>
+      <w:r>
+        <w:rPr>
+          <w:b w:val="0"/>
+          <w:i w:val="0"/>
+          <w:vertAlign w:val="subscript"/>
+        </w:rPr>
+        <w:t>2</w:t>
+      </w:r>
+      <w:r>
+        <w:rPr>
+          <w:b w:val="0"/>
+          <w:i w:val="0"/>
+        </w:rPr>
+        <w:t xml:space="preserve"> + 70x</w:t>
+      </w:r>
+      <w:r>
+        <w:rPr>
+          <w:b w:val="0"/>
+          <w:i w:val="0"/>
+          <w:vertAlign w:val="subscript"/>
+        </w:rPr>
+        <w:t>3</w:t>
+      </w:r>
+      <w:r>
+        <w:rPr>
+          <w:b w:val="0"/>
+          <w:i w:val="0"/>
+        </w:rPr>
+        <w:t xml:space="preserve"> + 0x</w:t>
+      </w:r>
+      <w:r>
+        <w:rPr>
+          <w:b w:val="0"/>
+          <w:i w:val="0"/>
+          <w:vertAlign w:val="subscript"/>
+        </w:rPr>
+        <w:t>4</w:t>
+      </w:r>
+      <w:r>
+        <w:rPr>
+          <w:b w:val="0"/>
+          <w:i w:val="0"/>
+        </w:rPr>
+        <w:t xml:space="preserve"> + 0x</w:t>
+      </w:r>
+      <w:r>
+        <w:rPr>
+          <w:b w:val="0"/>
+          <w:i w:val="0"/>
+          <w:vertAlign w:val="subscript"/>
+        </w:rPr>
+        <w:t>5</w:t>
+      </w:r>
+      <w:r>
+        <w:rPr>
+          <w:b w:val="0"/>
+          <w:i w:val="0"/>
+        </w:rPr>
+        <w:t xml:space="preserve"> + 0x</w:t>
+      </w:r>
+      <w:r>
+        <w:rPr>
+          <w:b w:val="0"/>
+          <w:i w:val="0"/>
+          <w:vertAlign w:val="subscript"/>
+        </w:rPr>
+        <w:t>6</w:t>
+      </w:r>
+      <w:r>
+        <w:rPr>
+          <w:b w:val="0"/>
+          <w:i w:val="0"/>
+        </w:rPr>
+        <w:t xml:space="preserve"> → max</w:t>
+      </w:r>
+    </w:p>
+    <w:p>
+      <w:pPr>
+        <w:spacing w:after="60" w:before="60"/>
+        <w:jc w:val="center"/>
+      </w:pPr>
+      <w:r>
+        <w:rPr>
+          <w:b w:val="0"/>
+          <w:i w:val="0"/>
+        </w:rPr>
+        <w:t>1,5x</w:t>
+      </w:r>
+      <w:r>
+        <w:rPr>
+          <w:b w:val="0"/>
+          <w:i w:val="0"/>
+          <w:vertAlign w:val="subscript"/>
+        </w:rPr>
+        <w:t>1</w:t>
+      </w:r>
+      <w:r>
+        <w:rPr>
+          <w:b w:val="0"/>
+          <w:i w:val="0"/>
+        </w:rPr>
+        <w:t xml:space="preserve"> + 2x</w:t>
+      </w:r>
+      <w:r>
+        <w:rPr>
+          <w:b w:val="0"/>
+          <w:i w:val="0"/>
+          <w:vertAlign w:val="subscript"/>
+        </w:rPr>
+        <w:t>2</w:t>
+      </w:r>
+      <w:r>
+        <w:rPr>
+          <w:b w:val="0"/>
+          <w:i w:val="0"/>
+        </w:rPr>
+        <w:t xml:space="preserve"> + 3x</w:t>
+      </w:r>
+      <w:r>
+        <w:rPr>
+          <w:b w:val="0"/>
+          <w:i w:val="0"/>
+          <w:vertAlign w:val="subscript"/>
+        </w:rPr>
+        <w:t>3</w:t>
+      </w:r>
+      <w:r>
+        <w:rPr>
+          <w:b w:val="0"/>
+          <w:i w:val="0"/>
+        </w:rPr>
+        <w:t xml:space="preserve"> + x</w:t>
+      </w:r>
+      <w:r>
+        <w:rPr>
+          <w:b w:val="0"/>
+          <w:i w:val="0"/>
+          <w:vertAlign w:val="subscript"/>
+        </w:rPr>
+        <w:t>4</w:t>
+      </w:r>
+      <w:r>
+        <w:rPr>
+          <w:b w:val="0"/>
+          <w:i w:val="0"/>
+        </w:rPr>
+        <w:t xml:space="preserve"> = 450</w:t>
+      </w:r>
+    </w:p>
+    <w:p>
+      <w:pPr>
+        <w:spacing w:after="60" w:before="60"/>
+        <w:jc w:val="center"/>
+      </w:pPr>
+      <w:r>
+        <w:rPr>
+          <w:b w:val="0"/>
+          <w:i w:val="0"/>
+        </w:rPr>
+        <w:t>3x</w:t>
+      </w:r>
+      <w:r>
+        <w:rPr>
+          <w:b w:val="0"/>
+          <w:i w:val="0"/>
+          <w:vertAlign w:val="subscript"/>
+        </w:rPr>
+        <w:t>1</w:t>
+      </w:r>
+      <w:r>
+        <w:rPr>
+          <w:b w:val="0"/>
+          <w:i w:val="0"/>
+        </w:rPr>
+        <w:t xml:space="preserve"> + 2x</w:t>
+      </w:r>
+      <w:r>
+        <w:rPr>
+          <w:b w:val="0"/>
+          <w:i w:val="0"/>
+          <w:vertAlign w:val="subscript"/>
+        </w:rPr>
+        <w:t>2</w:t>
+      </w:r>
+      <w:r>
+        <w:rPr>
+          <w:b w:val="0"/>
+          <w:i w:val="0"/>
+        </w:rPr>
+        <w:t xml:space="preserve"> + 1,5x</w:t>
+      </w:r>
+      <w:r>
+        <w:rPr>
+          <w:b w:val="0"/>
+          <w:i w:val="0"/>
+          <w:vertAlign w:val="subscript"/>
+        </w:rPr>
+        <w:t>3</w:t>
+      </w:r>
+      <w:r>
+        <w:rPr>
+          <w:b w:val="0"/>
+          <w:i w:val="0"/>
+        </w:rPr>
+        <w:t xml:space="preserve"> + x</w:t>
+      </w:r>
+      <w:r>
+        <w:rPr>
+          <w:b w:val="0"/>
+          <w:i w:val="0"/>
+          <w:vertAlign w:val="subscript"/>
+        </w:rPr>
+        <w:t>5</w:t>
+      </w:r>
+      <w:r>
+        <w:rPr>
+          <w:b w:val="0"/>
+          <w:i w:val="0"/>
+        </w:rPr>
+        <w:t xml:space="preserve"> = 600</w:t>
+      </w:r>
+    </w:p>
+    <w:p>
+      <w:pPr>
+        <w:spacing w:after="60" w:before="60"/>
+        <w:jc w:val="center"/>
+      </w:pPr>
+      <w:r>
+        <w:rPr>
+          <w:b w:val="0"/>
+          <w:i w:val="0"/>
+        </w:rPr>
+        <w:t>x</w:t>
+      </w:r>
+      <w:r>
+        <w:rPr>
+          <w:b w:val="0"/>
+          <w:i w:val="0"/>
+          <w:vertAlign w:val="subscript"/>
+        </w:rPr>
+        <w:t>1</w:t>
+      </w:r>
+      <w:r>
+        <w:rPr>
+          <w:b w:val="0"/>
+          <w:i w:val="0"/>
+        </w:rPr>
+        <w:t xml:space="preserve"> + x</w:t>
+      </w:r>
+      <w:r>
+        <w:rPr>
+          <w:b w:val="0"/>
+          <w:i w:val="0"/>
+          <w:vertAlign w:val="subscript"/>
+        </w:rPr>
+        <w:t>2</w:t>
+      </w:r>
+      <w:r>
+        <w:rPr>
+          <w:b w:val="0"/>
+          <w:i w:val="0"/>
+        </w:rPr>
+        <w:t xml:space="preserve"> + x</w:t>
+      </w:r>
+      <w:r>
+        <w:rPr>
+          <w:b w:val="0"/>
+          <w:i w:val="0"/>
+          <w:vertAlign w:val="subscript"/>
+        </w:rPr>
+        <w:t>3</w:t>
+      </w:r>
+      <w:r>
+        <w:rPr>
+          <w:b w:val="0"/>
+          <w:i w:val="0"/>
+        </w:rPr>
+        <w:t xml:space="preserve"> – x</w:t>
+      </w:r>
+      <w:r>
+        <w:rPr>
+          <w:b w:val="0"/>
+          <w:i w:val="0"/>
+          <w:vertAlign w:val="subscript"/>
+        </w:rPr>
+        <w:t>6</w:t>
+      </w:r>
+      <w:r>
+        <w:rPr>
+          <w:b w:val="0"/>
+          <w:i w:val="0"/>
+        </w:rPr>
+        <w:t xml:space="preserve"> = 240</w:t>
+      </w:r>
+    </w:p>
+    <w:p>
+      <w:pPr>
+        <w:spacing w:after="60" w:before="60"/>
+        <w:jc w:val="center"/>
+      </w:pPr>
+      <w:r>
+        <w:rPr>
+          <w:b w:val="0"/>
+          <w:i w:val="0"/>
+        </w:rPr>
+        <w:t>x</w:t>
+      </w:r>
+      <w:r>
+        <w:rPr>
+          <w:b w:val="0"/>
+          <w:i w:val="0"/>
+          <w:vertAlign w:val="subscript"/>
+        </w:rPr>
+        <w:t>j</w:t>
+      </w:r>
+      <w:r>
+        <w:rPr>
+          <w:b w:val="0"/>
+          <w:i w:val="0"/>
+        </w:rPr>
+        <w:t xml:space="preserve"> ≥ 0,  j = 1, …, 6</w:t>
+      </w:r>
+    </w:p>
+    <w:p>
+      <w:pPr>
+        <w:spacing w:after="0" w:before="0"/>
+        <w:ind w:firstLine="709"/>
+        <w:jc w:val="both"/>
+      </w:pPr>
+      <w:r>
+        <w:rPr>
+          <w:b w:val="0"/>
+          <w:i w:val="0"/>
+        </w:rPr>
+        <w:t>Экономический смысл дополнительных переменных:</w:t>
+      </w:r>
+    </w:p>
+    <w:p>
+      <w:pPr>
+        <w:spacing w:after="0" w:before="0"/>
+        <w:ind w:left="709" w:hanging="283"/>
+        <w:jc w:val="both"/>
+      </w:pPr>
+      <w:r>
+        <w:rPr>
+          <w:b w:val="0"/>
+          <w:i w:val="0"/>
+        </w:rPr>
+        <w:t>– x</w:t>
+      </w:r>
+      <w:r>
+        <w:rPr>
+          <w:b w:val="0"/>
+          <w:i w:val="0"/>
+          <w:vertAlign w:val="subscript"/>
+        </w:rPr>
+        <w:t>4</w:t>
+      </w:r>
+      <w:r>
+        <w:rPr>
+          <w:b w:val="0"/>
+          <w:i w:val="0"/>
+        </w:rPr>
+        <w:t xml:space="preserve"> – неиспользованная (оставшаяся) полезная площадь, м²;</w:t>
+      </w:r>
+    </w:p>
+    <w:p>
+      <w:pPr>
+        <w:spacing w:after="0" w:before="0"/>
+        <w:ind w:left="709" w:hanging="283"/>
+        <w:jc w:val="both"/>
+      </w:pPr>
+      <w:r>
+        <w:rPr>
+          <w:b w:val="0"/>
+          <w:i w:val="0"/>
+        </w:rPr>
+        <w:t>– x</w:t>
+      </w:r>
+      <w:r>
+        <w:rPr>
+          <w:b w:val="0"/>
+          <w:i w:val="0"/>
+          <w:vertAlign w:val="subscript"/>
+        </w:rPr>
+        <w:t>5</w:t>
+      </w:r>
+      <w:r>
+        <w:rPr>
+          <w:b w:val="0"/>
+          <w:i w:val="0"/>
+        </w:rPr>
+        <w:t xml:space="preserve"> – неиспользованное рабочее время, чел.-ч;</w:t>
+      </w:r>
+    </w:p>
+    <w:p>
+      <w:pPr>
+        <w:spacing w:after="0" w:before="0"/>
+        <w:ind w:left="709" w:hanging="283"/>
+        <w:jc w:val="both"/>
+      </w:pPr>
+      <w:r>
+        <w:rPr>
+          <w:b w:val="0"/>
+          <w:i w:val="0"/>
+        </w:rPr>
+        <w:t>– x</w:t>
+      </w:r>
+      <w:r>
+        <w:rPr>
+          <w:b w:val="0"/>
+          <w:i w:val="0"/>
+          <w:vertAlign w:val="subscript"/>
+        </w:rPr>
+        <w:t>6</w:t>
+      </w:r>
+      <w:r>
+        <w:rPr>
+          <w:b w:val="0"/>
+          <w:i w:val="0"/>
+        </w:rPr>
+        <w:t xml:space="preserve"> – превышение товарооборота над минимально допустимым уровнем 240 тыс. р.</w:t>
+      </w:r>
+    </w:p>
+    <w:p>
+      <w:pPr>
+        <w:spacing w:after="0" w:before="0"/>
+        <w:ind w:firstLine="709"/>
+        <w:jc w:val="both"/>
+      </w:pPr>
+      <w:r>
+        <w:rPr>
+          <w:b w:val="0"/>
+          <w:i w:val="0"/>
+        </w:rPr>
+        <w:t>В оптимальном плане x</w:t>
+      </w:r>
+      <w:r>
+        <w:rPr>
+          <w:b w:val="0"/>
+          <w:i w:val="0"/>
+          <w:vertAlign w:val="subscript"/>
+        </w:rPr>
+        <w:t>4</w:t>
+      </w:r>
+      <w:r>
+        <w:rPr>
+          <w:b w:val="0"/>
+          <w:i w:val="0"/>
+        </w:rPr>
+        <w:t xml:space="preserve"> = 0 и x</w:t>
+      </w:r>
+      <w:r>
+        <w:rPr>
+          <w:b w:val="0"/>
+          <w:i w:val="0"/>
+          <w:vertAlign w:val="subscript"/>
+        </w:rPr>
+        <w:t>5</w:t>
+      </w:r>
+      <w:r>
+        <w:rPr>
+          <w:b w:val="0"/>
+          <w:i w:val="0"/>
+        </w:rPr>
+        <w:t xml:space="preserve"> = 0 – площадь и рабочее время израсходованы полностью; x</w:t>
+      </w:r>
+      <w:r>
+        <w:rPr>
+          <w:b w:val="0"/>
+          <w:i w:val="0"/>
+          <w:vertAlign w:val="subscript"/>
+        </w:rPr>
+        <w:t>6</w:t>
+      </w:r>
+      <w:r>
+        <w:rPr>
+          <w:b w:val="0"/>
+          <w:i w:val="0"/>
+        </w:rPr>
+        <w:t xml:space="preserve"> = 10 – товарооборот на 10 тыс. р. больше требуемого.</w:t>
+      </w:r>
+    </w:p>
+    <w:p>
+      <w:pPr>
+        <w:spacing w:after="0" w:before="0"/>
+        <w:ind w:firstLine="709"/>
+        <w:jc w:val="both"/>
+      </w:pPr>
+      <w:r>
+        <w:rPr>
+          <w:b w:val="0"/>
+          <w:i w:val="0"/>
+        </w:rPr>
+        <w:t>Начальный опорный план строится по ограничениям ресурсов с базисом x</w:t>
+      </w:r>
+      <w:r>
+        <w:rPr>
+          <w:b w:val="0"/>
+          <w:i w:val="0"/>
+          <w:vertAlign w:val="subscript"/>
+        </w:rPr>
+        <w:t>4</w:t>
+      </w:r>
+      <w:r>
+        <w:rPr>
+          <w:b w:val="0"/>
+          <w:i w:val="0"/>
+        </w:rPr>
+        <w:t>, x</w:t>
+      </w:r>
+      <w:r>
+        <w:rPr>
+          <w:b w:val="0"/>
+          <w:i w:val="0"/>
+          <w:vertAlign w:val="subscript"/>
+        </w:rPr>
+        <w:t>5</w:t>
+      </w:r>
+      <w:r>
+        <w:rPr>
+          <w:b w:val="0"/>
+          <w:i w:val="0"/>
+        </w:rPr>
+        <w:t>; условие товарооборота проверяется для найденного оптимального плана.</w:t>
       </w:r>
     </w:p>
     <w:p>
